--- a/hin/docx/27.content.docx
+++ b/hin/docx/27.content.docx
@@ -11,6 +11,15 @@
         <w:pStyle w:val="Heading2"/>
       </w:pPr>
       <w:r>
+        <w:t>Resource: अध्ययन नोट्स (टिंडेल)</w:t>
+      </w:r>
+      <w:r/>
+    </w:p>
+    <w:p>
+      <w:pPr>
+        <w:pStyle w:val="Heading2"/>
+      </w:pPr>
+      <w:r>
         <w:t>License Information</w:t>
       </w:r>
       <w:r/>
@@ -21,7 +30,7 @@
         <w:rPr>
           <w:b/>
         </w:rPr>
-        <w:t>Study Notes (Tyndale)</w:t>
+        <w:t>अध्ययन नोट्स (टिंडेल)</w:t>
       </w:r>
       <w:r>
         <w:t xml:space="preserve"> (Hindi) is based on</w:t>
@@ -74,7 +83,7 @@
         <w:pStyle w:val="Heading1"/>
       </w:pPr>
       <w:r>
-        <w:t>Study Notes (Tyndale)</w:t>
+        <w:t>अध्ययन नोट्स (टिंडेल)</w:t>
       </w:r>
     </w:p>
     <w:p>
@@ -83,6 +92,51 @@
           <w:headerReference w:type="even" r:id="rId8"/>
           <w:headerReference w:type="default" r:id="rId9"/>
           <w:footerReference w:type="default" r:id="rId10"/>
+          <w:footnotePr>
+            <w:numRestart w:val="eachSect"/>
+          </w:footnotePr>
+          <w:type w:val="continuous"/>
+          <w:pgSz w:w="12240" w:h="15840" w:code="1"/>
+          <w:pgMar w:top="1440" w:right="1440" w:bottom="1440" w:left="1440" w:header="504" w:footer="504" w:gutter="0"/>
+          <w:cols w:space="708"/>
+          <w:titlePg/>
+          <w:docGrid w:linePitch="360"/>
+        </w:sectPr>
+      </w:pPr>
+    </w:p>
+    <w:p>
+      <w:r/>
+    </w:p>
+    <w:p>
+      <w:pPr>
+        <w:pStyle w:val="Heading2"/>
+      </w:pPr>
+      <w:r>
+        <w:t>DAN</w:t>
+      </w:r>
+      <w:r/>
+    </w:p>
+    <w:p>
+      <w:r/>
+      <w:r>
+        <w:rPr>
+          <w:i/>
+        </w:rPr>
+        <w:t>दानिय्येल 1:1, दानिय्येल 1:1–2, दानिय्येल 1:1–21, दानिय्येल 1:1–6.28, दानिय्येल 1:2, दानिय्येल 1:3, दानिय्येल 1:3–7, दानिय्येल 1:4, दानिय्येल 1:5, दानिय्येल 1:6–7, दानिय्येल 1:8, डैनियल 1:8–14, दानिय्येल 1:9, दानिय्येल 1:10, दानिय्येल 1:11–13, दानिय्येल 1:12, दानिय्येल 1:13–14, दानिय्येल 1:15–21, दानिय्येल 1:17, दानिय्येल 1:19, दानिय्येल 1:20, दानिय्येल 1:21, दानिय्येल 2:1, दानिय्येल 2:1–3, दानिय्येल 2:1–49, दानिय्येल 2:1–6.28, दानिय्येल 2:2, दानिय्येल 2:3, दानिय्येल 2:4, दानिय्येल 2:9, दानिय्येल 2:10–11, दानिय्येल 2:12, दानिय्येल 2:16, दानिय्येल 2:17–23, दानिय्येल 2:18, दानिय्येल 2:20–23, दानिय्येल 2:21, दानिय्येल 2:24, दानिय्येल 2:25, दानिय्येल 2:26, दानिय्येल 2:27–28, दानिय्येल 2:28, दानिय्येल 2:29–30, दानिय्येल 2:31–33, दानिय्येल 2:32–33, दानिय्येल 2:34, दानिय्येल 2:35, दानिय्येल 2:36–38, दानिय्येल 2:39, दानिय्येल 2:41–42, दानिय्येल 2:43, दानिय्येल 2:44, दानिय्येल 2:45, दानिय्येल 2:46, दानिय्येल 2:47, दानिय्येल 2:48, दानिय्येल 2:49, दानिय्येल 3:1, दानिय्येल 3:1–30, दानिय्येल 3:2, दानिय्येल 3:5, दानिय्येल 3:7, दानिय्येल 3:11, दानिय्येल 3:12, दानिय्येल 3:13, दानिय्येल 3:14, दानिय्येल 3:15, दानिय्येल 3:16–18, दानिय्येल 3:23, दानिय्येल 3:25, दानिय्येल 3:26, दानिय्येल 3:28, दानिय्येल 3:30, दानिय्येल 4:1–37, दानिय्येल 4:4, दानिय्येल 4:5, दानिय्येल 4:7, दानिय्येल 4:8–9, दानिय्येल 4:11, दानिय्येल 4:13, दानिय्येल 4:14–17, दानिय्येल 4:16, दानिय्येल 4:17, दानिय्येल 4:22, दानिय्येल 4:23, दानिय्येल 4:25–26, दानिय्येल 4:27, दानिय्येल 4:28–33, दानिय्येल 4:30, दानिय्येल 4:32, दानिय्येल 4:33, दानिय्येल 4:34–37, दानिय्येल 4:35, दानिय्येल 4:37, दानिय्येल 5:1, दानिय्येल5:1–30, दानिय्येल 5:2–4, दानिय्येल 5:5–6, दानिय्येल 5:7, दानिय्येल 5:8, दानिय्येल 5:10, दानिय्येल 5:11–12, दानिय्येल 5:15, दानिय्येल 5:17, दानिय्येल 5:18–21, दानिय्येल 5:20, दानिय्येल 5:21, दानिय्येल 5:25–28, दानिय्येल 5:26, दानिय्येल 5:27, दानिय्येल 5:28, दानिय्येल 5:29, दानिय्येल 5:30, दानिय्येल 5:31, दानिय्येल 6:1–28, दानिय्येल 6:2, दानिय्येल 6:3, दानिय्येल 6:3–5, दानिय्येल 6:5, दानिय्येल 6:7, दानिय्येल 6:8, दानिय्येल 6:10–11, दानिय्येल 6:14, दानिय्येल 6:16, दानिय्येल 6:17, दानिय्येल 6:18, दानिय्येल 6:19, दानिय्येल 6:20, दानिय्येल 6:21–22, दानिय्येल 6:25–27, दानिय्येल 6:27, दानिय्येल 6:28, दानिय्येल 7:1, दानिय्येल 7:1–28, दानिय्येल 7:1–12.13, दानिय्येल 7:2, दानिय्येल 7:3–7, दानिय्येल 7:4, दानिय्येल 7:5, दानिय्येल 7:6, दानिय्येल 7:7, दानिय्येल 7:8, दानिय्येल 7:9–10, दानिय्येल 7:10, दानिय्येल 7:11, दानिय्येल 7:12, दानिय्येल 7:13, दानिय्येल 7:13–14, दानिय्येल 7:14, दानिय्येल 7:15–16, दानिय्येल 7:17, दानिय्येल 7:18, दानिय्येल 7:19–28, दानिय्येल 7:21, दानिय्येल 7:22, दानिय्येल 7:24–25, दानिय्येल 7:26, दानिय्येल 7:27, दानिय्येल 8:1, दानिय्येल 8:1–27, दानिय्येल 8:2, दानिय्येल 8:3–4, दानिय्येल 8:5–12, दानिय्येल 8:10, दानिय्येल 8:11–12, दानिय्येल 8:13–14, दानिय्येल 8:15–16, दानिय्येल 8:17, दानिय्येल 8:19, दानिय्येल 8:19–26, दानिय्येल 8:20, दानिय्येल 8:21, दानिय्येल 8:22, दानिय्येल 8:23–25, दानिय्येल 8:24, दानिय्येल 8:25, दानिय्येल 8:26, दानिय्येल 9:1, दानिय्येल 9:1–19, दानिय्येल 9:2, दानिय्येल 9:3, दानिय्येल 9:4, दानिय्येल 9:4–11, दानिय्येल 9:5, दानिय्येल 9:6, दानिय्येल 9:7–14, दानिय्येल 9:12, दानिय्येल 9:13, दानिय्येल 9:15, दानिय्येल 9:15–19, दानिय्येल 9:16, दानिय्येल 9:17, दानिय्येल 9:18, दानिय्येल 9:19, दानिय्येल 9:20–27, दानिय्येल 9:21, दानिय्येल 9:22, दानिय्येल 9:23, दानिय्येल 9:24, दानिय्येल 9:24–27, दानिय्येल 9:25, दानिय्येल 9:26, दानिय्येल 9:27, दानिय्येल 10:1, दानिय्येल 10:1–12.13, दानिय्येल 10:2–3, दानिय्येल 10:5–6, दानिय्येल 10:7–9, दानिय्येल 10:11, दानिय्येल 10:13, दानिय्येल 10:16, दानिय्येल 10:19, दानिय्येल 10:20, दानिय्येल 10:21, दानिय्येल11:1, दानिय्येल 11:2, दानिय्येल 11:2–12.7, दानिय्येल 11:3, दानिय्येल 11:4, दानिय्येल 11:5, दानिय्येल11:5–45, दानिय्येल 11:6, दानिय्येल 11:7–8, दानिय्येल 11:9, दानिय्येल 11:10–12, दानिय्येल 11:12–13, दानिय्येल 11:14, दानिय्येल 11:15, दानिय्येल 11:16, दानिय्येल 11:17, दानिय्येल 11:18, दानिय्येल 11:19, दानिय्येल 11:20, दानिय्येल 11:21–39, दानिय्येल 11:22, दानिय्येल 11:23, दानिय्येल 11:24, दानिय्येल 11:25–27, दानिय्येल11:28, दानिय्येल11:29–35, दानिय्येल 11:31, दानिय्येल11:32–35, दानिय्येल11:34, दानिय्येल11:36, दानिय्येल11:36–40, दानिय्येल11:37–38, दानिय्येल11:40, दानिय्येल 11:40–45, दानिय्येल11:41, दानिय्येल11:45, दानिय्येल 12:1, दानिय्येल12:1–7, दानिय्येल12:2, दानिय्येल 12:3, दानिय्येल12:4, दानिय्येल12:5, दानिय्येल 12:7, दानिय्येल 12:8–10, दानिय्येल12:11–12, दानिय्येल12:13</w:t>
+      </w:r>
+      <w:r/>
+    </w:p>
+    <w:p>
+      <w:r/>
+      <w:r>
+        <w:t xml:space="preserve"> </w:t>
+      </w:r>
+      <w:r/>
+      <w:r/>
+    </w:p>
+    <w:p>
+      <w:pPr>
+        <w:sectPr>
           <w:footnotePr>
             <w:numRestart w:val="eachSect"/>
           </w:footnotePr>

--- a/hin/docx/27.content.docx
+++ b/hin/docx/27.content.docx
@@ -163,13 +163,6 @@
         <w:rPr>
           <w:lang w:val="hi_IN" w:bidi="hi_IN"/>
         </w:rPr>
-      </w:r>
-      <w:r>
-        <w:rPr>
-          <w:i/>
-          <w:lang w:val="hi_IN" w:bidi="hi_IN"/>
-        </w:rPr>
-        <w:t>दानिय्येल 1:1, दानिय्येल 1:1–2, दानिय्येल 1:1–21, दानिय्येल 1:1–6.28, दानिय्येल 1:2, दानिय्येल 1:3, दानिय्येल 1:3–7, दानिय्येल 1:4, दानिय्येल 1:5, दानिय्येल 1:6–7, दानिय्येल 1:8, डैनियल 1:8–14, दानिय्येल 1:9, दानिय्येल 1:10, दानिय्येल 1:11–13, दानिय्येल 1:12, दानिय्येल 1:13–14, दानिय्येल 1:15–21, दानिय्येल 1:17, दानिय्येल 1:19, दानिय्येल 1:20, दानिय्येल 1:21, दानिय्येल 2:1, दानिय्येल 2:1–3, दानिय्येल 2:1–49, दानिय्येल 2:1–6.28, दानिय्येल 2:2, दानिय्येल 2:3, दानिय्येल 2:4, दानिय्येल 2:9, दानिय्येल 2:10–11, दानिय्येल 2:12, दानिय्येल 2:16, दानिय्येल 2:17–23, दानिय्येल 2:18, दानिय्येल 2:20–23, दानिय्येल 2:21, दानिय्येल 2:24, दानिय्येल 2:25, दानिय्येल 2:26, दानिय्येल 2:27–28, दानिय्येल 2:28, दानिय्येल 2:29–30, दानिय्येल 2:31–33, दानिय्येल 2:32–33, दानिय्येल 2:34, दानिय्येल 2:35, दानिय्येल 2:36–38, दानिय्येल 2:39, दानिय्येल 2:41–42, दानिय्येल 2:43, दानिय्येल 2:44, दानिय्येल 2:45, दानिय्येल 2:46, दानिय्येल 2:47, दानिय्येल 2:48, दानिय्येल 2:49, दानिय्येल 3:1, दानिय्येल 3:1–30, दानिय्येल 3:2, दानिय्येल 3:5, दानिय्येल 3:7, दानिय्येल 3:11, दानिय्येल 3:12, दानिय्येल 3:13, दानिय्येल 3:14, दानिय्येल 3:15, दानिय्येल 3:16–18, दानिय्येल 3:23, दानिय्येल 3:25, दानिय्येल 3:26, दानिय्येल 3:28, दानिय्येल 3:30, दानिय्येल 4:1–37, दानिय्येल 4:4, दानिय्येल 4:5, दानिय्येल 4:7, दानिय्येल 4:8–9, दानिय्येल 4:11, दानिय्येल 4:13, दानिय्येल 4:14–17, दानिय्येल 4:16, दानिय्येल 4:17, दानिय्येल 4:22, दानिय्येल 4:23, दानिय्येल 4:25–26, दानिय्येल 4:27, दानिय्येल 4:28–33, दानिय्येल 4:30, दानिय्येल 4:32, दानिय्येल 4:33, दानिय्येल 4:34–37, दानिय्येल 4:35, दानिय्येल 4:37, दानिय्येल 5:1, दानिय्येल5:1–30, दानिय्येल 5:2–4, दानिय्येल 5:5–6, दानिय्येल 5:7, दानिय्येल 5:8, दानिय्येल 5:10, दानिय्येल 5:11–12, दानिय्येल 5:15, दानिय्येल 5:17, दानिय्येल 5:18–21, दानिय्येल 5:20, दानिय्येल 5:21, दानिय्येल 5:25–28, दानिय्येल 5:26, दानिय्येल 5:27, दानिय्येल 5:28, दानिय्येल 5:29, दानिय्येल 5:30, दानिय्येल 5:31, दानिय्येल 6:1–28, दानिय्येल 6:2, दानिय्येल 6:3, दानिय्येल 6:3–5, दानिय्येल 6:5, दानिय्येल 6:7, दानिय्येल 6:8, दानिय्येल 6:10–11, दानिय्येल 6:14, दानिय्येल 6:16, दानिय्येल 6:17, दानिय्येल 6:18, दानिय्येल 6:19, दानिय्येल 6:20, दानिय्येल 6:21–22, दानिय्येल 6:25–27, दानिय्येल 6:27, दानिय्येल 6:28, दानिय्येल 7:1, दानिय्येल 7:1–28, दानिय्येल 7:1–12.13, दानिय्येल 7:2, दानिय्येल 7:3–7, दानिय्येल 7:4, दानिय्येल 7:5, दानिय्येल 7:6, दानिय्येल 7:7, दानिय्येल 7:8, दानिय्येल 7:9–10, दानिय्येल 7:10, दानिय्येल 7:11, दानिय्येल 7:12, दानिय्येल 7:13, दानिय्येल 7:13–14, दानिय्येल 7:14, दानिय्येल 7:15–16, दानिय्येल 7:17, दानिय्येल 7:18, दानिय्येल 7:19–28, दानिय्येल 7:21, दानिय्येल 7:22, दानिय्येल 7:24–25, दानिय्येल 7:26, दानिय्येल 7:27, दानिय्येल 8:1, दानिय्येल 8:1–27, दानिय्येल 8:2, दानिय्येल 8:3–4, दानिय्येल 8:5–12, दानिय्येल 8:10, दानिय्येल 8:11–12, दानिय्येल 8:13–14, दानिय्येल 8:15–16, दानिय्येल 8:17, दानिय्येल 8:19, दानिय्येल 8:19–26, दानिय्येल 8:20, दानिय्येल 8:21, दानिय्येल 8:22, दानिय्येल 8:23–25, दानिय्येल 8:24, दानिय्येल 8:25, दानिय्येल 8:26, दानिय्येल 9:1, दानिय्येल 9:1–19, दानिय्येल 9:2, दानिय्येल 9:3, दानिय्येल 9:4, दानिय्येल 9:4–11, दानिय्येल 9:5, दानिय्येल 9:6, दानिय्येल 9:7–14, दानिय्येल 9:12, दानिय्येल 9:13, दानिय्येल 9:15, दानिय्येल 9:15–19, दानिय्येल 9:16, दानिय्येल 9:17, दानिय्येल 9:18, दानिय्येल 9:19, दानिय्येल 9:20–27, दानिय्येल 9:21, दानिय्येल 9:22, दानिय्येल 9:23, दानिय्येल 9:24, दानिय्येल 9:24–27, दानिय्येल 9:25, दानिय्येल 9:26, दानिय्येल 9:27, दानिय्येल 10:1, दानिय्येल 10:1–12.13, दानिय्येल 10:2–3, दानिय्येल 10:5–6, दानिय्येल 10:7–9, दानिय्येल 10:11, दानिय्येल 10:13, दानिय्येल 10:16, दानिय्येल 10:19, दानिय्येल 10:20, दानिय्येल 10:21, दानिय्येल11:1, दानिय्येल 11:2, दानिय्येल 11:2–12.7, दानिय्येल 11:3, दानिय्येल 11:4, दानिय्येल 11:5, दानिय्येल11:5–45, दानिय्येल 11:6, दानिय्येल 11:7–8, दानिय्येल 11:9, दानिय्येल 11:10–12, दानिय्येल 11:12–13, दानिय्येल 11:14, दानिय्येल 11:15, दानिय्येल 11:16, दानिय्येल 11:17, दानिय्येल 11:18, दानिय्येल 11:19, दानिय्येल 11:20, दानिय्येल 11:21–39, दानिय्येल 11:22, दानिय्येल 11:23, दानिय्येल 11:24, दानिय्येल 11:25–27, दानिय्येल11:28, दानिय्येल11:29–35, दानिय्येल 11:31, दानिय्येल11:32–35, दानिय्येल11:34, दानिय्येल11:36, दानिय्येल11:36–40, दानिय्येल11:37–38, दानिय्येल11:40, दानिय्येल 11:40–45, दानिय्येल11:41, दानिय्येल11:45, दानिय्येल 12:1, दानिय्येल12:1–7, दानिय्येल12:2, दानिय्येल 12:3, दानिय्येल12:4, दानिय्येल12:5, दानिय्येल 12:7, दानिय्येल 12:8–10, दानिय्येल12:11–12, दानिय्येल12:13</w:t>
       </w:r>
       <w:r>
         <w:rPr>

--- a/hin/docx/27.content.docx
+++ b/hin/docx/27.content.docx
@@ -150,19 +150,6 @@
           <w:lang w:val="hi_IN" w:bidi="hi_IN"/>
         </w:rPr>
         <w:t>DAN</w:t>
-      </w:r>
-      <w:r>
-        <w:rPr>
-          <w:lang w:val="hi_IN" w:bidi="hi_IN"/>
-        </w:rPr>
-      </w:r>
-    </w:p>
-    <w:p>
-      <w:pPr/>
-      <w:r>
-        <w:rPr>
-          <w:lang w:val="hi_IN" w:bidi="hi_IN"/>
-        </w:rPr>
       </w:r>
       <w:r>
         <w:rPr>

--- a/hin/docx/27.content.docx
+++ b/hin/docx/27.content.docx
@@ -19,7 +19,7 @@
         <w:rPr>
           <w:lang w:val="hi_IN" w:bidi="hi_IN"/>
         </w:rPr>
-        <w:t>Resource: अध्ययन नोट्स (टिंडेल)</w:t>
+        <w:t>Resource: Tyndale Open Study Notes</w:t>
       </w:r>
       <w:r>
         <w:rPr>
@@ -112,7 +112,7 @@
         <w:rPr>
           <w:lang w:val="hi_IN" w:bidi="hi_IN"/>
         </w:rPr>
-        <w:t>अध्ययन नोट्स (टिंडेल)</w:t>
+        <w:t>Tyndale Open Study Notes</w:t>
       </w:r>
     </w:p>
     <w:p>

--- a/hin/docx/27.content.docx
+++ b/hin/docx/27.content.docx
@@ -19,7 +19,7 @@
         <w:rPr>
           <w:lang w:val="hi_IN" w:bidi="hi_IN"/>
         </w:rPr>
-        <w:t>Resource: Tyndale Open Study Notes</w:t>
+        <w:t>Resource: Aquifer Open Study Notes</w:t>
       </w:r>
       <w:r>
         <w:rPr>
@@ -112,7 +112,7 @@
         <w:rPr>
           <w:lang w:val="hi_IN" w:bidi="hi_IN"/>
         </w:rPr>
-        <w:t>Tyndale Open Study Notes</w:t>
+        <w:t>Aquifer Open Study Notes</w:t>
       </w:r>
     </w:p>
     <w:p>
